--- a/Mise a jour github.docx
+++ b/Mise a jour github.docx
@@ -460,21 +460,43 @@
       <w:pPr>
         <w:rPr>
           <w:highlight w:val="green"/>
-        </w:rPr>
-      </w:pPr>
-      <w:proofErr w:type="gramStart"/>
+          <w:lang w:val="en-US"/>
+        </w:rPr>
+      </w:pPr>
       <w:r>
         <w:rPr>
           <w:highlight w:val="green"/>
-        </w:rPr>
-        <w:t>git</w:t>
-      </w:r>
-      <w:proofErr w:type="gramEnd"/>
+          <w:lang w:val="en-US"/>
+        </w:rPr>
+        <w:t>git commit -m "</w:t>
+      </w:r>
       <w:r>
         <w:rPr>
           <w:highlight w:val="green"/>
-        </w:rPr>
-        <w:t xml:space="preserve"> commit -m "Mon message de mise à jour"</w:t>
+          <w:lang w:val="en-US"/>
+        </w:rPr>
+        <w:t xml:space="preserve">Updated </w:t>
+      </w:r>
+      <w:r>
+        <w:rPr>
+          <w:highlight w:val="green"/>
+          <w:lang w:val="en-US"/>
+        </w:rPr>
+        <w:t xml:space="preserve">KPI </w:t>
+      </w:r>
+      <w:r>
+        <w:rPr>
+          <w:highlight w:val="green"/>
+          <w:lang w:val="en-US"/>
+        </w:rPr>
+        <w:t>new toggle</w:t>
+      </w:r>
+      <w:r>
+        <w:rPr>
+          <w:highlight w:val="green"/>
+          <w:lang w:val="en-US"/>
+        </w:rPr>
+        <w:t>"</w:t>
       </w:r>
     </w:p>
     <w:p>
